--- a/doc/01-overview.docx
+++ b/doc/01-overview.docx
@@ -3204,7 +3204,7 @@
       </w:tr>
     </w:tbl>
     <w:bookmarkEnd w:id="24"/>
-    <w:bookmarkStart w:id="25" w:name="X700cec06619a2ce3c763e3b9a8b07262abb6443"/>
+    <w:bookmarkStart w:id="29" w:name="license-author-and-contributors"/>
     <w:p>
       <w:pPr>
         <w:pStyle w:val="Heading1"/>
@@ -3214,6 +3214,329 @@
           <w:rStyle w:val="SectionNumber"/>
         </w:rPr>
         <w:t xml:space="preserve">8</w:t>
+      </w:r>
+      <w:r>
+        <w:tab/>
+      </w:r>
+      <w:r>
+        <w:t xml:space="preserve">License, author and contributors</w:t>
+      </w:r>
+    </w:p>
+    <w:tbl>
+      <w:tblPr>
+        <w:tblStyle w:val="Table"/>
+        <w:tblW w:type="pct" w:w="5000"/>
+        <w:tblLayout w:type="fixed"/>
+        <w:tblLook w:firstRow="0" w:lastRow="0" w:firstColumn="0" w:lastColumn="0" w:noHBand="0" w:noVBand="0" w:val="0000"/>
+      </w:tblPr>
+      <w:tblGrid>
+        <w:gridCol w:w="3960"/>
+        <w:gridCol w:w="3960"/>
+      </w:tblGrid>
+      <w:tr>
+        <w:tc>
+          <w:tcPr/>
+          <w:p>
+            <w:pPr>
+              <w:pStyle w:val="Compact"/>
+            </w:pPr>
+            <w:r>
+              <w:t xml:space="preserve">License</w:t>
+            </w:r>
+          </w:p>
+        </w:tc>
+        <w:tc>
+          <w:tcPr/>
+          <w:p>
+            <w:pPr>
+              <w:pStyle w:val="Compact"/>
+            </w:pPr>
+            <w:r>
+              <w:t xml:space="preserve">MIT (repository</w:t>
+            </w:r>
+            <w:r>
+              <w:t xml:space="preserve"> </w:t>
+            </w:r>
+            <w:r>
+              <w:rPr>
+                <w:rStyle w:val="VerbatimChar"/>
+              </w:rPr>
+              <w:t xml:space="preserve">LICENSE</w:t>
+            </w:r>
+            <w:r>
+              <w:t xml:space="preserve"> </w:t>
+            </w:r>
+            <w:r>
+              <w:t xml:space="preserve">file) — free to use, modify and redistribute, including commercially, with the copyright notice kept</w:t>
+            </w:r>
+          </w:p>
+        </w:tc>
+      </w:tr>
+      <w:tr>
+        <w:tc>
+          <w:tcPr/>
+          <w:p>
+            <w:pPr>
+              <w:pStyle w:val="Compact"/>
+            </w:pPr>
+            <w:r>
+              <w:t xml:space="preserve">Version</w:t>
+            </w:r>
+          </w:p>
+        </w:tc>
+        <w:tc>
+          <w:tcPr/>
+          <w:p>
+            <w:pPr>
+              <w:pStyle w:val="Compact"/>
+            </w:pPr>
+            <w:r>
+              <w:t xml:space="preserve">1.0.0</w:t>
+            </w:r>
+          </w:p>
+        </w:tc>
+      </w:tr>
+      <w:tr>
+        <w:tc>
+          <w:tcPr/>
+          <w:p>
+            <w:pPr>
+              <w:pStyle w:val="Compact"/>
+            </w:pPr>
+            <w:r>
+              <w:t xml:space="preserve">Author and developer</w:t>
+            </w:r>
+          </w:p>
+        </w:tc>
+        <w:tc>
+          <w:tcPr/>
+          <w:p>
+            <w:pPr>
+              <w:pStyle w:val="Compact"/>
+            </w:pPr>
+            <w:r>
+              <w:t xml:space="preserve">Syed Hamza —</w:t>
+            </w:r>
+            <w:r>
+              <w:t xml:space="preserve"> </w:t>
+            </w:r>
+            <w:hyperlink r:id="rId25">
+              <w:r>
+                <w:rPr>
+                  <w:rStyle w:val="Hyperlink"/>
+                </w:rPr>
+                <w:t xml:space="preserve">https://github.com/Syed-Hamza13</w:t>
+              </w:r>
+            </w:hyperlink>
+            <w:r>
+              <w:t xml:space="preserve">,</w:t>
+            </w:r>
+            <w:r>
+              <w:t xml:space="preserve"> </w:t>
+            </w:r>
+            <w:hyperlink r:id="rId26">
+              <w:r>
+                <w:rPr>
+                  <w:rStyle w:val="Hyperlink"/>
+                </w:rPr>
+                <w:t xml:space="preserve">mailto:syed13hamza@gmail.com</w:t>
+              </w:r>
+            </w:hyperlink>
+          </w:p>
+        </w:tc>
+      </w:tr>
+      <w:tr>
+        <w:tc>
+          <w:tcPr/>
+          <w:p>
+            <w:pPr>
+              <w:pStyle w:val="Compact"/>
+            </w:pPr>
+            <w:r>
+              <w:t xml:space="preserve">Contributors</w:t>
+            </w:r>
+          </w:p>
+        </w:tc>
+        <w:tc>
+          <w:tcPr/>
+          <w:p>
+            <w:pPr>
+              <w:pStyle w:val="Compact"/>
+            </w:pPr>
+            <w:r>
+              <w:t xml:space="preserve">Tariq Khan, Eklavya Foundation</w:t>
+            </w:r>
+          </w:p>
+        </w:tc>
+      </w:tr>
+      <w:tr>
+        <w:tc>
+          <w:tcPr/>
+          <w:p>
+            <w:pPr>
+              <w:pStyle w:val="Compact"/>
+            </w:pPr>
+            <w:r>
+              <w:t xml:space="preserve">Source</w:t>
+            </w:r>
+          </w:p>
+        </w:tc>
+        <w:tc>
+          <w:tcPr/>
+          <w:p>
+            <w:pPr>
+              <w:pStyle w:val="Compact"/>
+            </w:pPr>
+            <w:hyperlink r:id="rId27">
+              <w:r>
+                <w:rPr>
+                  <w:rStyle w:val="Hyperlink"/>
+                </w:rPr>
+                <w:t xml:space="preserve">https://github.com/Syed-Hamza13/asset-management-app</w:t>
+              </w:r>
+            </w:hyperlink>
+          </w:p>
+        </w:tc>
+      </w:tr>
+      <w:tr>
+        <w:tc>
+          <w:tcPr/>
+          <w:p>
+            <w:pPr>
+              <w:pStyle w:val="Compact"/>
+            </w:pPr>
+            <w:r>
+              <w:t xml:space="preserve">Issues</w:t>
+            </w:r>
+          </w:p>
+        </w:tc>
+        <w:tc>
+          <w:tcPr/>
+          <w:p>
+            <w:pPr>
+              <w:pStyle w:val="Compact"/>
+            </w:pPr>
+            <w:hyperlink r:id="rId28">
+              <w:r>
+                <w:rPr>
+                  <w:rStyle w:val="Hyperlink"/>
+                </w:rPr>
+                <w:t xml:space="preserve">https://github.com/Syed-Hamza13/asset-management-app/issues</w:t>
+              </w:r>
+            </w:hyperlink>
+          </w:p>
+        </w:tc>
+      </w:tr>
+    </w:tbl>
+    <w:p>
+      <w:pPr>
+        <w:pStyle w:val="BodyText"/>
+      </w:pPr>
+      <w:r>
+        <w:t xml:space="preserve">There is no paid tier, no feature gate and no telemetry. The only outbound</w:t>
+      </w:r>
+      <w:r>
+        <w:t xml:space="preserve"> </w:t>
+      </w:r>
+      <w:r>
+        <w:t xml:space="preserve">network calls are the ones an operator configures: the MySQL host, the SMTP</w:t>
+      </w:r>
+      <w:r>
+        <w:t xml:space="preserve"> </w:t>
+      </w:r>
+      <w:r>
+        <w:t xml:space="preserve">server, and Cloudflare Turnstile if it is switched on.</w:t>
+      </w:r>
+    </w:p>
+    <w:p>
+      <w:pPr>
+        <w:pStyle w:val="BodyText"/>
+      </w:pPr>
+      <w:r>
+        <w:t xml:space="preserve">The same facts are shown inside the application in the About overlay</w:t>
+      </w:r>
+      <w:r>
+        <w:t xml:space="preserve"> </w:t>
+      </w:r>
+      <w:r>
+        <w:t xml:space="preserve">(</w:t>
+      </w:r>
+      <w:r>
+        <w:rPr>
+          <w:b/>
+          <w:bCs/>
+        </w:rPr>
+        <w:t xml:space="preserve">Settings → About this application</w:t>
+      </w:r>
+      <w:r>
+        <w:t xml:space="preserve">, or the info button at the bottom of the</w:t>
+      </w:r>
+      <w:r>
+        <w:t xml:space="preserve"> </w:t>
+      </w:r>
+      <w:r>
+        <w:t xml:space="preserve">desktop sidebar). Its text lives in one file,</w:t>
+      </w:r>
+      <w:r>
+        <w:t xml:space="preserve"> </w:t>
+      </w:r>
+      <w:r>
+        <w:rPr>
+          <w:rStyle w:val="VerbatimChar"/>
+        </w:rPr>
+        <w:t xml:space="preserve">client/src/appInfo.js</w:t>
+      </w:r>
+      <w:r>
+        <w:t xml:space="preserve">, together</w:t>
+      </w:r>
+      <w:r>
+        <w:t xml:space="preserve"> </w:t>
+      </w:r>
+      <w:r>
+        <w:t xml:space="preserve">with</w:t>
+      </w:r>
+      <w:r>
+        <w:t xml:space="preserve"> </w:t>
+      </w:r>
+      <w:r>
+        <w:rPr>
+          <w:rStyle w:val="VerbatimChar"/>
+        </w:rPr>
+        <w:t xml:space="preserve">APP.version</w:t>
+      </w:r>
+      <w:r>
+        <w:t xml:space="preserve"> </w:t>
+      </w:r>
+      <w:r>
+        <w:t xml:space="preserve">— which is why a release bumps that file along with the three</w:t>
+      </w:r>
+      <w:r>
+        <w:t xml:space="preserve"> </w:t>
+      </w:r>
+      <w:r>
+        <w:rPr>
+          <w:rStyle w:val="VerbatimChar"/>
+        </w:rPr>
+        <w:t xml:space="preserve">package.json</w:t>
+      </w:r>
+      <w:r>
+        <w:t xml:space="preserve"> </w:t>
+      </w:r>
+      <w:r>
+        <w:t xml:space="preserve">versions.</w:t>
+      </w:r>
+    </w:p>
+    <w:bookmarkEnd w:id="29"/>
+    <w:bookmarkStart w:id="30" w:name="X700cec06619a2ce3c763e3b9a8b07262abb6443"/>
+    <w:p>
+      <w:pPr>
+        <w:pStyle w:val="Heading1"/>
+      </w:pPr>
+      <w:r>
+        <w:rPr>
+          <w:rStyle w:val="SectionNumber"/>
+        </w:rPr>
+        <w:t xml:space="preserve">9</w:t>
       </w:r>
       <w:r>
         <w:tab/>
@@ -3433,7 +3756,7 @@
         <w:t xml:space="preserve">.</w:t>
       </w:r>
     </w:p>
-    <w:bookmarkEnd w:id="25"/>
+    <w:bookmarkEnd w:id="30"/>
     <w:sectPr>
       <w:footerReference r:id="rId9" w:type="default"/>
       <w:footnotePr>
